--- a/research/release-candidates/preprint-short-formats-20260924/inputs/FO-extended-evidence.docx
+++ b/research/release-candidates/preprint-short-formats-20260924/inputs/FO-extended-evidence.docx
@@ -8461,7 +8461,9 @@
       </w:r>
     </w:p>
     <w:p>
-      <w:pPr/>
+      <w:pPr>
+        <w:keepNext/>
+      </w:pPr>
       <w:r>
         <w:rPr>
           <w:b/>
